--- a/docs/requisition-templates/SGS Sample Submission Request Form - KelpWorks template.docx
+++ b/docs/requisition-templates/SGS Sample Submission Request Form - KelpWorks template.docx
@@ -142,7 +142,7 @@
                 <w:sz w:val="18"/>
                 <w:szCs w:val="18"/>
               </w:rPr>
-              <w:t>Nathan Wrana</w:t>
+              <w:t>{{submitter_name}}</w:t>
             </w:r>
             <w:r>
               <w:rPr>
@@ -336,7 +336,7 @@
                 <w:sz w:val="18"/>
                 <w:szCs w:val="18"/>
               </w:rPr>
-              <w:t>204-963-5023</w:t>
+              <w:t>{{submitter_phone}}</w:t>
             </w:r>
           </w:p>
         </w:tc>
@@ -400,15 +400,15 @@
                 <w:sz w:val="18"/>
                 <w:szCs w:val="18"/>
               </w:rPr>
-              <w:t>nwrana</w:t>
-            </w:r>
-            <w:r>
-              <w:rPr>
-                <w:rFonts w:ascii="Arial" w:hAnsi="Arial" w:cs="Arial"/>
-                <w:sz w:val="18"/>
-                <w:szCs w:val="18"/>
-              </w:rPr>
-              <w:t>@cascadiaseaweed.com</w:t>
+              <w:t>{{submitter_email}}</w:t>
+            </w:r>
+            <w:r>
+              <w:rPr>
+                <w:rFonts w:ascii="Arial" w:hAnsi="Arial" w:cs="Arial"/>
+                <w:sz w:val="18"/>
+                <w:szCs w:val="18"/>
+              </w:rPr>
+              <w:t/>
             </w:r>
           </w:p>
         </w:tc>
@@ -528,7 +528,7 @@
                 <w:sz w:val="18"/>
                 <w:szCs w:val="18"/>
               </w:rPr>
-              <w:t>Dalton Boire</w:t>
+              <w:t>{{results_name}}</w:t>
             </w:r>
           </w:p>
         </w:tc>
@@ -714,7 +714,7 @@
                 <w:sz w:val="18"/>
                 <w:szCs w:val="18"/>
               </w:rPr>
-              <w:t>778-991-9650</w:t>
+              <w:t>{{results_phone}}</w:t>
             </w:r>
           </w:p>
         </w:tc>
@@ -772,44 +772,13 @@
                 <w:szCs w:val="18"/>
               </w:rPr>
             </w:pPr>
-            <w:hyperlink r:id="rId10" w:history="1">
-              <w:r>
-                <w:rPr>
-                  <w:rStyle w:val="Hyperlink"/>
-                  <w:rFonts w:ascii="Arial" w:hAnsi="Arial" w:cs="Arial"/>
-                  <w:sz w:val="18"/>
-                  <w:szCs w:val="18"/>
-                </w:rPr>
-                <w:t>dboire@cascadiaseaweed.com</w:t>
-              </w:r>
-            </w:hyperlink>
-          </w:p>
-          <w:p>
-            <w:pPr>
-              <w:rPr>
-                <w:rFonts w:ascii="Arial" w:hAnsi="Arial" w:cs="Arial"/>
-                <w:sz w:val="18"/>
-                <w:szCs w:val="18"/>
-              </w:rPr>
-            </w:pPr>
-            <w:hyperlink r:id="rId11" w:history="1">
-              <w:r>
-                <w:rPr>
-                  <w:rStyle w:val="Hyperlink"/>
-                  <w:rFonts w:ascii="Arial" w:hAnsi="Arial" w:cs="Arial"/>
-                  <w:sz w:val="18"/>
-                  <w:szCs w:val="18"/>
-                </w:rPr>
-                <w:t>hmiehle@cascadiaseaweed.com</w:t>
-              </w:r>
-            </w:hyperlink>
-            <w:r>
-              <w:rPr>
-                <w:rFonts w:ascii="Arial" w:hAnsi="Arial" w:cs="Arial"/>
-                <w:sz w:val="18"/>
-                <w:szCs w:val="18"/>
-              </w:rPr>
-              <w:t xml:space="preserve"> </w:t>
+            <w:r>
+              <w:rPr>
+                <w:rFonts w:ascii="Arial" w:hAnsi="Arial" w:cs="Arial"/>
+                <w:sz w:val="18"/>
+                <w:szCs w:val="18"/>
+              </w:rPr>
+              <w:t xml:space="preserve">{{results_emails}}</w:t>
             </w:r>
           </w:p>
         </w:tc>
@@ -1594,6 +1563,7 @@
                       <w:szCs w:val="16"/>
                     </w:rPr>
                   </w:pPr>
+                  <w:permStart w:id="9101" w:edGrp="everyone"/>
                   <w:sdt>
                     <w:sdtPr>
                       <w:rPr>
@@ -1620,6 +1590,7 @@
                       <w:permEnd w:id="1035613889"/>
                     </w:sdtContent>
                   </w:sdt>
+                  <w:permEnd w:id="9101"/>
                   <w:r>
                     <w:rPr>
                       <w:rFonts w:ascii="Arial" w:hAnsi="Arial" w:cs="Arial"/>
@@ -1678,6 +1649,7 @@
                       <w:szCs w:val="16"/>
                     </w:rPr>
                   </w:pPr>
+                  <w:permStart w:id="9102" w:edGrp="everyone"/>
                   <w:sdt>
                     <w:sdtPr>
                       <w:rPr>
@@ -1703,6 +1675,7 @@
                       </w:r>
                     </w:sdtContent>
                   </w:sdt>
+                  <w:permEnd w:id="9102"/>
                   <w:r>
                     <w:rPr>
                       <w:rFonts w:ascii="Arial" w:hAnsi="Arial" w:cs="Arial"/>
@@ -2003,9 +1976,9 @@
       </w:tblPr>
       <w:tblGrid>
         <w:gridCol w:w="450"/>
-        <w:gridCol w:w="2160"/>
+        <w:gridCol w:w="1260"/>
         <w:gridCol w:w="1167"/>
-        <w:gridCol w:w="1623"/>
+        <w:gridCol w:w="2523"/>
         <w:gridCol w:w="1383"/>
         <w:gridCol w:w="417"/>
         <w:gridCol w:w="1317"/>
@@ -2046,7 +2019,7 @@
         </w:tc>
         <w:tc>
           <w:tcPr>
-            <w:tcW w:w="2160" w:type="dxa"/>
+            <w:tcW w:w="1260" w:type="dxa"/>
             <w:vMerge w:val="restart"/>
             <w:vAlign w:val="center"/>
           </w:tcPr>
@@ -2100,7 +2073,7 @@
         </w:tc>
         <w:tc>
           <w:tcPr>
-            <w:tcW w:w="1623" w:type="dxa"/>
+            <w:tcW w:w="2523" w:type="dxa"/>
             <w:vMerge w:val="restart"/>
             <w:vAlign w:val="center"/>
           </w:tcPr>
@@ -2405,7 +2378,7 @@
         </w:tc>
         <w:tc>
           <w:tcPr>
-            <w:tcW w:w="2160" w:type="dxa"/>
+            <w:tcW w:w="1260" w:type="dxa"/>
             <w:vMerge/>
             <w:vAlign w:val="center"/>
           </w:tcPr>
@@ -2441,7 +2414,7 @@
         </w:tc>
         <w:tc>
           <w:tcPr>
-            <w:tcW w:w="1623" w:type="dxa"/>
+            <w:tcW w:w="2523" w:type="dxa"/>
             <w:vMerge/>
             <w:vAlign w:val="center"/>
           </w:tcPr>
@@ -2642,7 +2615,7 @@
         </w:tc>
         <w:tc>
           <w:tcPr>
-            <w:tcW w:w="2160" w:type="dxa"/>
+            <w:tcW w:w="1260" w:type="dxa"/>
             <w:tcMar>
               <w:left w:w="86" w:type="dxa"/>
               <w:right w:w="43" w:type="dxa"/>
@@ -2687,23 +2660,6 @@
                 <w:szCs w:val="18"/>
               </w:rPr>
               <w:t xml:space="preserve"/>
-            </w:r>
-          </w:p>
-          <w:p>
-            <w:pPr>
-              <w:rPr>
-                <w:rFonts w:ascii="Arial" w:hAnsi="Arial" w:cs="Arial"/>
-                <w:sz w:val="18"/>
-                <w:szCs w:val="18"/>
-              </w:rPr>
-            </w:pPr>
-            <w:r>
-              <w:rPr>
-                <w:rFonts w:ascii="Arial" w:hAnsi="Arial" w:cs="Arial"/>
-                <w:sz w:val="18"/>
-                <w:szCs w:val="18"/>
-              </w:rPr>
-              <w:t xml:space="preserve">{{sample.report_description}}</w:t>
             </w:r>
           </w:p>
           <w:p>
@@ -2753,7 +2709,7 @@
         </w:tc>
         <w:tc>
           <w:tcPr>
-            <w:tcW w:w="1623" w:type="dxa"/>
+            <w:tcW w:w="2523" w:type="dxa"/>
             <w:tcMar>
               <w:left w:w="86" w:type="dxa"/>
               <w:right w:w="43" w:type="dxa"/>
@@ -2773,7 +2729,7 @@
                 <w:sz w:val="18"/>
                 <w:szCs w:val="18"/>
               </w:rPr>
-              <w:t xml:space="preserve">{{sample.analyses}}</w:t>
+              <w:t xml:space="preserve">{{sample.analyses_lines}}</w:t>
             </w:r>
             <w:r>
               <w:rPr>
@@ -2833,7 +2789,7 @@
                 <w:sz w:val="18"/>
                 <w:szCs w:val="18"/>
               </w:rPr>
-              <w:t xml:space="preserve">{{sample.methods}}</w:t>
+              <w:t xml:space="preserve">{{sample.methods_lines}}</w:t>
             </w:r>
           </w:p>
           <w:p>
@@ -4078,7 +4034,7 @@
           <w:sz w:val="16"/>
           <w:szCs w:val="16"/>
         </w:rPr>
-        <w:t>Additional Comments and/or Laboratory Instructions</w:t>
+        <w:t xml:space="preserve">**Additional Comments and/or Laboratory Instructions:**{{br}}{{br}}{{notes}}</w:t>
       </w:r>
       <w:r>
         <w:rPr>
@@ -4087,7 +4043,7 @@
           <w:sz w:val="16"/>
           <w:szCs w:val="16"/>
         </w:rPr>
-        <w:t>:</w:t>
+        <w:t/>
       </w:r>
       <w:r>
         <w:rPr>
@@ -4096,7 +4052,7 @@
           <w:sz w:val="18"/>
           <w:szCs w:val="18"/>
         </w:rPr>
-        <w:t>:</w:t>
+        <w:t/>
       </w:r>
       <w:permStart w:id="404622216" w:edGrp="everyone"/>
       <w:r>
@@ -4106,7 +4062,7 @@
           <w:sz w:val="18"/>
           <w:szCs w:val="18"/>
         </w:rPr>
-        <w:t xml:space="preserve"> </w:t>
+        <w:t/>
       </w:r>
       <w:r>
         <w:rPr>
@@ -4115,7 +4071,7 @@
           <w:sz w:val="20"/>
           <w:szCs w:val="20"/>
         </w:rPr>
-        <w:t xml:space="preserve">{{notes}}</w:t>
+        <w:t/>
       </w:r>
       <w:r>
         <w:rPr>
@@ -4235,7 +4191,7 @@
           <w:sz w:val="18"/>
           <w:szCs w:val="18"/>
         </w:rPr>
-        <w:t xml:space="preserve">: Dalton Boire        </w:t>
+        <w:t xml:space="preserve">: {{submitter_name}}        </w:t>
       </w:r>
       <w:r>
         <w:rPr>
